--- a/INCREMENTO1/Commits GITHUB.docx
+++ b/INCREMENTO1/Commits GITHUB.docx
@@ -206,13 +206,8 @@
         <w:jc w:val="center"/>
       </w:pPr>
       <w:r>
-        <w:t xml:space="preserve">Catalina Vidal </w:t>
-      </w:r>
-      <w:proofErr w:type="spellStart"/>
-      <w:r>
-        <w:t>Gallardo</w:t>
-      </w:r>
-      <w:proofErr w:type="spellEnd"/>
+        <w:t>Felipe Andrés Uribe del Pino</w:t>
+      </w:r>
     </w:p>
     <w:p>
       <w:pPr>
@@ -221,8 +216,13 @@
         <w:jc w:val="center"/>
       </w:pPr>
       <w:r>
-        <w:t>Felipe Andrés Uribe del Pino</w:t>
-      </w:r>
+        <w:t xml:space="preserve">Catalina Vidal </w:t>
+      </w:r>
+      <w:proofErr w:type="spellStart"/>
+      <w:r>
+        <w:t>Gallardo</w:t>
+      </w:r>
+      <w:proofErr w:type="spellEnd"/>
     </w:p>
     <w:p>
       <w:pPr>
@@ -333,6 +333,432 @@
         <w:jc w:val="center"/>
       </w:pPr>
     </w:p>
+    <w:p>
+      <w:proofErr w:type="spellStart"/>
+      <w:r>
+        <w:lastRenderedPageBreak/>
+        <w:t>Exotikoo</w:t>
+      </w:r>
+      <w:proofErr w:type="spellEnd"/>
+      <w:r>
+        <w:t xml:space="preserve"> ( </w:t>
+      </w:r>
+      <w:proofErr w:type="spellStart"/>
+      <w:r>
+        <w:t>Addán</w:t>
+      </w:r>
+      <w:proofErr w:type="spellEnd"/>
+      <w:r>
+        <w:t xml:space="preserve"> Ignacio Sáez Rodríguez</w:t>
+      </w:r>
+      <w:r>
+        <w:t>)</w:t>
+      </w:r>
+    </w:p>
+    <w:p>
+      <w:r>
+        <w:t xml:space="preserve">Vixo23 ( </w:t>
+      </w:r>
+      <w:r>
+        <w:t>Vicente Ignacio Henríquez Cortés</w:t>
+      </w:r>
+      <w:r>
+        <w:t>)</w:t>
+      </w:r>
+    </w:p>
+    <w:p>
+      <w:pPr>
+        <w:rPr>
+          <w:u w:val="single"/>
+        </w:rPr>
+      </w:pPr>
+      <w:hyperlink r:id="rId5" w:history="1">
+        <w:r>
+          <w:rPr>
+            <w:rStyle w:val="Hipervnculo"/>
+            <w:color w:val="auto"/>
+            <w:u w:val="none"/>
+          </w:rPr>
+          <w:t>CyberHaitianoT1000</w:t>
+        </w:r>
+      </w:hyperlink>
+      <w:r>
+        <w:t xml:space="preserve"> ( </w:t>
+      </w:r>
+      <w:r>
+        <w:t>Diego Yves Amaro Véliz Riquelme</w:t>
+      </w:r>
+      <w:r>
+        <w:rPr>
+          <w:u w:val="single"/>
+        </w:rPr>
+        <w:t>)</w:t>
+      </w:r>
+    </w:p>
+    <w:p>
+      <w:hyperlink r:id="rId6" w:history="1">
+        <w:proofErr w:type="spellStart"/>
+        <w:r>
+          <w:rPr>
+            <w:rStyle w:val="Hipervnculo"/>
+            <w:color w:val="auto"/>
+            <w:u w:val="none"/>
+          </w:rPr>
+          <w:t>Pastlidyfelixx</w:t>
+        </w:r>
+        <w:proofErr w:type="spellEnd"/>
+      </w:hyperlink>
+      <w:r>
+        <w:t xml:space="preserve"> (</w:t>
+      </w:r>
+      <w:r>
+        <w:t>Felipe Andrés Uribe del Pino</w:t>
+      </w:r>
+      <w:r>
+        <w:t>)</w:t>
+      </w:r>
+    </w:p>
+    <w:p>
+      <w:hyperlink r:id="rId7" w:history="1">
+        <w:r>
+          <w:rPr>
+            <w:rStyle w:val="Hipervnculo"/>
+            <w:color w:val="auto"/>
+          </w:rPr>
+          <w:t>elSHUpapoTO</w:t>
+        </w:r>
+      </w:hyperlink>
+      <w:r>
+        <w:t xml:space="preserve"> (</w:t>
+      </w:r>
+      <w:r>
+        <w:t>Benjamín Alberto Franco Silva</w:t>
+      </w:r>
+      <w:r>
+        <w:t>)</w:t>
+      </w:r>
+    </w:p>
+    <w:p/>
+    <w:p>
+      <w:r>
+        <w:t xml:space="preserve">Se cargan los </w:t>
+      </w:r>
+      <w:proofErr w:type="spellStart"/>
+      <w:r>
+        <w:t>commits</w:t>
+      </w:r>
+      <w:proofErr w:type="spellEnd"/>
+      <w:r>
+        <w:t xml:space="preserve"> del proyecto en la siguiente imagen que forma parte del primer incremento scrum++.</w:t>
+      </w:r>
+    </w:p>
+    <w:p>
+      <w:pPr>
+        <w:pStyle w:val="Sinespaciado"/>
+        <w:jc w:val="left"/>
+      </w:pPr>
+      <w:r>
+        <w:rPr>
+          <w:noProof/>
+        </w:rPr>
+        <w:drawing>
+          <wp:inline distT="0" distB="0" distL="0" distR="0" wp14:anchorId="2C8EE350" wp14:editId="68573E33">
+            <wp:extent cx="5612130" cy="2672715"/>
+            <wp:effectExtent l="0" t="0" r="7620" b="0"/>
+            <wp:docPr id="1107307252" name="Imagen 1" descr="Captura de pantalla de computadora&#10;&#10;El contenido generado por IA puede ser incorrecto."/>
+            <wp:cNvGraphicFramePr>
+              <a:graphicFrameLocks xmlns:a="http://schemas.openxmlformats.org/drawingml/2006/main" noChangeAspect="1"/>
+            </wp:cNvGraphicFramePr>
+            <a:graphic xmlns:a="http://schemas.openxmlformats.org/drawingml/2006/main">
+              <a:graphicData uri="http://schemas.openxmlformats.org/drawingml/2006/picture">
+                <pic:pic xmlns:pic="http://schemas.openxmlformats.org/drawingml/2006/picture">
+                  <pic:nvPicPr>
+                    <pic:cNvPr id="1107307252" name="Imagen 1" descr="Captura de pantalla de computadora&#10;&#10;El contenido generado por IA puede ser incorrecto."/>
+                    <pic:cNvPicPr/>
+                  </pic:nvPicPr>
+                  <pic:blipFill>
+                    <a:blip r:embed="rId8"/>
+                    <a:stretch>
+                      <a:fillRect/>
+                    </a:stretch>
+                  </pic:blipFill>
+                  <pic:spPr>
+                    <a:xfrm>
+                      <a:off x="0" y="0"/>
+                      <a:ext cx="5612130" cy="2672715"/>
+                    </a:xfrm>
+                    <a:prstGeom prst="rect">
+                      <a:avLst/>
+                    </a:prstGeom>
+                  </pic:spPr>
+                </pic:pic>
+              </a:graphicData>
+            </a:graphic>
+          </wp:inline>
+        </w:drawing>
+      </w:r>
+    </w:p>
+    <w:p>
+      <w:pPr>
+        <w:pStyle w:val="Sinespaciado"/>
+        <w:jc w:val="left"/>
+      </w:pPr>
+      <w:r>
+        <w:lastRenderedPageBreak/>
+        <w:drawing>
+          <wp:inline distT="0" distB="0" distL="0" distR="0" wp14:anchorId="435869E8" wp14:editId="32B61BE0">
+            <wp:extent cx="5612130" cy="3283585"/>
+            <wp:effectExtent l="0" t="0" r="7620" b="0"/>
+            <wp:docPr id="468928096" name="Imagen 1" descr="Captura de pantalla de computadora&#10;&#10;El contenido generado por IA puede ser incorrecto."/>
+            <wp:cNvGraphicFramePr>
+              <a:graphicFrameLocks xmlns:a="http://schemas.openxmlformats.org/drawingml/2006/main" noChangeAspect="1"/>
+            </wp:cNvGraphicFramePr>
+            <a:graphic xmlns:a="http://schemas.openxmlformats.org/drawingml/2006/main">
+              <a:graphicData uri="http://schemas.openxmlformats.org/drawingml/2006/picture">
+                <pic:pic xmlns:pic="http://schemas.openxmlformats.org/drawingml/2006/picture">
+                  <pic:nvPicPr>
+                    <pic:cNvPr id="468928096" name="Imagen 1" descr="Captura de pantalla de computadora&#10;&#10;El contenido generado por IA puede ser incorrecto."/>
+                    <pic:cNvPicPr/>
+                  </pic:nvPicPr>
+                  <pic:blipFill>
+                    <a:blip r:embed="rId9"/>
+                    <a:stretch>
+                      <a:fillRect/>
+                    </a:stretch>
+                  </pic:blipFill>
+                  <pic:spPr>
+                    <a:xfrm>
+                      <a:off x="0" y="0"/>
+                      <a:ext cx="5612130" cy="3283585"/>
+                    </a:xfrm>
+                    <a:prstGeom prst="rect">
+                      <a:avLst/>
+                    </a:prstGeom>
+                  </pic:spPr>
+                </pic:pic>
+              </a:graphicData>
+            </a:graphic>
+          </wp:inline>
+        </w:drawing>
+      </w:r>
+    </w:p>
+    <w:p>
+      <w:pPr>
+        <w:pStyle w:val="Sinespaciado"/>
+        <w:jc w:val="left"/>
+      </w:pPr>
+      <w:r>
+        <w:rPr>
+          <w:noProof/>
+          <w14:ligatures w14:val="standardContextual"/>
+        </w:rPr>
+        <w:drawing>
+          <wp:inline distT="0" distB="0" distL="0" distR="0" wp14:anchorId="623DC8AF" wp14:editId="47488F3F">
+            <wp:extent cx="5612130" cy="2816860"/>
+            <wp:effectExtent l="0" t="0" r="7620" b="2540"/>
+            <wp:docPr id="1960538820" name="Imagen 1" descr="Captura de pantalla de computadora&#10;&#10;El contenido generado por IA puede ser incorrecto."/>
+            <wp:cNvGraphicFramePr>
+              <a:graphicFrameLocks xmlns:a="http://schemas.openxmlformats.org/drawingml/2006/main" noChangeAspect="1"/>
+            </wp:cNvGraphicFramePr>
+            <a:graphic xmlns:a="http://schemas.openxmlformats.org/drawingml/2006/main">
+              <a:graphicData uri="http://schemas.openxmlformats.org/drawingml/2006/picture">
+                <pic:pic xmlns:pic="http://schemas.openxmlformats.org/drawingml/2006/picture">
+                  <pic:nvPicPr>
+                    <pic:cNvPr id="1960538820" name="Imagen 1" descr="Captura de pantalla de computadora&#10;&#10;El contenido generado por IA puede ser incorrecto."/>
+                    <pic:cNvPicPr/>
+                  </pic:nvPicPr>
+                  <pic:blipFill>
+                    <a:blip r:embed="rId10"/>
+                    <a:stretch>
+                      <a:fillRect/>
+                    </a:stretch>
+                  </pic:blipFill>
+                  <pic:spPr>
+                    <a:xfrm>
+                      <a:off x="0" y="0"/>
+                      <a:ext cx="5612130" cy="2816860"/>
+                    </a:xfrm>
+                    <a:prstGeom prst="rect">
+                      <a:avLst/>
+                    </a:prstGeom>
+                  </pic:spPr>
+                </pic:pic>
+              </a:graphicData>
+            </a:graphic>
+          </wp:inline>
+        </w:drawing>
+      </w:r>
+    </w:p>
+    <w:p>
+      <w:pPr>
+        <w:pStyle w:val="Sinespaciado"/>
+        <w:jc w:val="left"/>
+      </w:pPr>
+      <w:r>
+        <w:rPr>
+          <w:noProof/>
+          <w14:ligatures w14:val="standardContextual"/>
+        </w:rPr>
+        <w:lastRenderedPageBreak/>
+        <w:drawing>
+          <wp:inline distT="0" distB="0" distL="0" distR="0" wp14:anchorId="5AD73680" wp14:editId="73661ACD">
+            <wp:extent cx="5612130" cy="3112770"/>
+            <wp:effectExtent l="0" t="0" r="7620" b="0"/>
+            <wp:docPr id="1050248885" name="Imagen 1" descr="Captura de pantalla de un celular&#10;&#10;El contenido generado por IA puede ser incorrecto."/>
+            <wp:cNvGraphicFramePr>
+              <a:graphicFrameLocks xmlns:a="http://schemas.openxmlformats.org/drawingml/2006/main" noChangeAspect="1"/>
+            </wp:cNvGraphicFramePr>
+            <a:graphic xmlns:a="http://schemas.openxmlformats.org/drawingml/2006/main">
+              <a:graphicData uri="http://schemas.openxmlformats.org/drawingml/2006/picture">
+                <pic:pic xmlns:pic="http://schemas.openxmlformats.org/drawingml/2006/picture">
+                  <pic:nvPicPr>
+                    <pic:cNvPr id="1050248885" name="Imagen 1" descr="Captura de pantalla de un celular&#10;&#10;El contenido generado por IA puede ser incorrecto."/>
+                    <pic:cNvPicPr/>
+                  </pic:nvPicPr>
+                  <pic:blipFill>
+                    <a:blip r:embed="rId11"/>
+                    <a:stretch>
+                      <a:fillRect/>
+                    </a:stretch>
+                  </pic:blipFill>
+                  <pic:spPr>
+                    <a:xfrm>
+                      <a:off x="0" y="0"/>
+                      <a:ext cx="5612130" cy="3112770"/>
+                    </a:xfrm>
+                    <a:prstGeom prst="rect">
+                      <a:avLst/>
+                    </a:prstGeom>
+                  </pic:spPr>
+                </pic:pic>
+              </a:graphicData>
+            </a:graphic>
+          </wp:inline>
+        </w:drawing>
+      </w:r>
+    </w:p>
+    <w:p>
+      <w:pPr>
+        <w:pStyle w:val="Sinespaciado"/>
+        <w:jc w:val="left"/>
+      </w:pPr>
+      <w:r>
+        <w:rPr>
+          <w:noProof/>
+          <w14:ligatures w14:val="standardContextual"/>
+        </w:rPr>
+        <w:drawing>
+          <wp:inline distT="0" distB="0" distL="0" distR="0" wp14:anchorId="682C2841" wp14:editId="078058E1">
+            <wp:extent cx="5612130" cy="1942465"/>
+            <wp:effectExtent l="0" t="0" r="7620" b="635"/>
+            <wp:docPr id="1760253503" name="Imagen 1" descr="Interfaz de usuario gráfica, Aplicación&#10;&#10;El contenido generado por IA puede ser incorrecto."/>
+            <wp:cNvGraphicFramePr>
+              <a:graphicFrameLocks xmlns:a="http://schemas.openxmlformats.org/drawingml/2006/main" noChangeAspect="1"/>
+            </wp:cNvGraphicFramePr>
+            <a:graphic xmlns:a="http://schemas.openxmlformats.org/drawingml/2006/main">
+              <a:graphicData uri="http://schemas.openxmlformats.org/drawingml/2006/picture">
+                <pic:pic xmlns:pic="http://schemas.openxmlformats.org/drawingml/2006/picture">
+                  <pic:nvPicPr>
+                    <pic:cNvPr id="1760253503" name="Imagen 1" descr="Interfaz de usuario gráfica, Aplicación&#10;&#10;El contenido generado por IA puede ser incorrecto."/>
+                    <pic:cNvPicPr/>
+                  </pic:nvPicPr>
+                  <pic:blipFill>
+                    <a:blip r:embed="rId12"/>
+                    <a:stretch>
+                      <a:fillRect/>
+                    </a:stretch>
+                  </pic:blipFill>
+                  <pic:spPr>
+                    <a:xfrm>
+                      <a:off x="0" y="0"/>
+                      <a:ext cx="5612130" cy="1942465"/>
+                    </a:xfrm>
+                    <a:prstGeom prst="rect">
+                      <a:avLst/>
+                    </a:prstGeom>
+                  </pic:spPr>
+                </pic:pic>
+              </a:graphicData>
+            </a:graphic>
+          </wp:inline>
+        </w:drawing>
+      </w:r>
+    </w:p>
+    <w:p>
+      <w:pPr>
+        <w:pStyle w:val="Sinespaciado"/>
+        <w:jc w:val="left"/>
+      </w:pPr>
+      <w:r>
+        <w:rPr>
+          <w:noProof/>
+          <w14:ligatures w14:val="standardContextual"/>
+        </w:rPr>
+        <w:drawing>
+          <wp:inline distT="0" distB="0" distL="0" distR="0" wp14:anchorId="22E78E13" wp14:editId="64546349">
+            <wp:extent cx="5612130" cy="2520950"/>
+            <wp:effectExtent l="0" t="0" r="7620" b="0"/>
+            <wp:docPr id="1898664896" name="Imagen 1" descr="Captura de pantalla de computadora&#10;&#10;El contenido generado por IA puede ser incorrecto."/>
+            <wp:cNvGraphicFramePr>
+              <a:graphicFrameLocks xmlns:a="http://schemas.openxmlformats.org/drawingml/2006/main" noChangeAspect="1"/>
+            </wp:cNvGraphicFramePr>
+            <a:graphic xmlns:a="http://schemas.openxmlformats.org/drawingml/2006/main">
+              <a:graphicData uri="http://schemas.openxmlformats.org/drawingml/2006/picture">
+                <pic:pic xmlns:pic="http://schemas.openxmlformats.org/drawingml/2006/picture">
+                  <pic:nvPicPr>
+                    <pic:cNvPr id="1898664896" name="Imagen 1" descr="Captura de pantalla de computadora&#10;&#10;El contenido generado por IA puede ser incorrecto."/>
+                    <pic:cNvPicPr/>
+                  </pic:nvPicPr>
+                  <pic:blipFill>
+                    <a:blip r:embed="rId13"/>
+                    <a:stretch>
+                      <a:fillRect/>
+                    </a:stretch>
+                  </pic:blipFill>
+                  <pic:spPr>
+                    <a:xfrm>
+                      <a:off x="0" y="0"/>
+                      <a:ext cx="5612130" cy="2520950"/>
+                    </a:xfrm>
+                    <a:prstGeom prst="rect">
+                      <a:avLst/>
+                    </a:prstGeom>
+                  </pic:spPr>
+                </pic:pic>
+              </a:graphicData>
+            </a:graphic>
+          </wp:inline>
+        </w:drawing>
+      </w:r>
+    </w:p>
+    <w:p>
+      <w:pPr>
+        <w:pStyle w:val="Sinespaciado"/>
+        <w:jc w:val="left"/>
+      </w:pPr>
+    </w:p>
+    <w:p>
+      <w:r>
+        <w:t>link del Github para ver los Commits.</w:t>
+      </w:r>
+    </w:p>
+    <w:p>
+      <w:r>
+        <w:lastRenderedPageBreak/>
+        <w:t xml:space="preserve"> </w:t>
+      </w:r>
+    </w:p>
+    <w:p>
+      <w:hyperlink r:id="rId14" w:history="1">
+        <w:r>
+          <w:rPr>
+            <w:rStyle w:val="Hipervnculo"/>
+          </w:rPr>
+          <w:t>https://github.com/vixo23/ING-DE-SOFTWARE</w:t>
+        </w:r>
+      </w:hyperlink>
+    </w:p>
+    <w:p/>
     <w:sectPr>
       <w:pgSz w:w="12240" w:h="15840"/>
       <w:pgMar w:top="1417" w:right="1701" w:bottom="1417" w:left="1701" w:header="708" w:footer="708" w:gutter="0"/>
@@ -1196,6 +1622,7 @@
         <w:ilvl w:val="1"/>
       </w:numPr>
       <w:spacing w:line="278" w:lineRule="auto"/>
+      <w:ind w:firstLine="720"/>
       <w:jc w:val="left"/>
     </w:pPr>
     <w:rPr>
@@ -1340,6 +1767,46 @@
       <w:smallCaps/>
       <w:color w:val="0F4761" w:themeColor="accent1" w:themeShade="BF"/>
       <w:spacing w:val="5"/>
+    </w:rPr>
+  </w:style>
+  <w:style w:type="paragraph" w:styleId="Sinespaciado">
+    <w:name w:val="No Spacing"/>
+    <w:uiPriority w:val="1"/>
+    <w:qFormat/>
+    <w:rsid w:val="001A02CC"/>
+    <w:pPr>
+      <w:spacing w:after="0" w:line="240" w:lineRule="auto"/>
+      <w:ind w:firstLine="720"/>
+      <w:jc w:val="both"/>
+    </w:pPr>
+    <w:rPr>
+      <w:rFonts w:ascii="Times New Roman" w:eastAsia="Aptos" w:hAnsi="Times New Roman" w:cs="Aptos"/>
+      <w:kern w:val="0"/>
+      <w:lang w:eastAsia="es-CL"/>
+      <w14:ligatures w14:val="none"/>
+    </w:rPr>
+  </w:style>
+  <w:style w:type="character" w:styleId="Hipervnculo">
+    <w:name w:val="Hyperlink"/>
+    <w:basedOn w:val="Fuentedeprrafopredeter"/>
+    <w:uiPriority w:val="99"/>
+    <w:unhideWhenUsed/>
+    <w:rsid w:val="001A02CC"/>
+    <w:rPr>
+      <w:color w:val="467886" w:themeColor="hyperlink"/>
+      <w:u w:val="single"/>
+    </w:rPr>
+  </w:style>
+  <w:style w:type="character" w:styleId="Mencinsinresolver">
+    <w:name w:val="Unresolved Mention"/>
+    <w:basedOn w:val="Fuentedeprrafopredeter"/>
+    <w:uiPriority w:val="99"/>
+    <w:semiHidden/>
+    <w:unhideWhenUsed/>
+    <w:rsid w:val="001A02CC"/>
+    <w:rPr>
+      <w:color w:val="605E5C"/>
+      <w:shd w:val="clear" w:color="auto" w:fill="E1DFDD"/>
     </w:rPr>
   </w:style>
 </w:styles>
